--- a/cours/multiclients/5/ModeleDossierArchitecture.docx
+++ b/cours/multiclients/5/ModeleDossierArchitecture.docx
@@ -2308,6 +2308,57 @@
       <w:bookmarkStart w:id="8" w:name="_Toc237599058"/>
       <w:r>
         <w:lastRenderedPageBreak/>
+        <w:t>Choix des technologies</w:t>
+      </w:r>
+    </w:p>
+    <w:p>
+      <w:pPr>
+        <w:rPr>
+          <w:noProof/>
+          <w:sz w:val="24"/>
+          <w:szCs w:val="24"/>
+        </w:rPr>
+      </w:pPr>
+      <w:r>
+        <w:rPr>
+          <w:noProof/>
+          <w:sz w:val="24"/>
+          <w:szCs w:val="24"/>
+        </w:rPr>
+        <w:t>À remplir pour le Web, serveur et mobile (</w:t>
+      </w:r>
+      <w:r>
+        <w:rPr>
+          <w:noProof/>
+          <w:sz w:val="24"/>
+          <w:szCs w:val="24"/>
+          <w:u w:val="single"/>
+        </w:rPr>
+        <w:t>d’un commun accord</w:t>
+      </w:r>
+      <w:r>
+        <w:rPr>
+          <w:noProof/>
+          <w:sz w:val="24"/>
+          <w:szCs w:val="24"/>
+        </w:rPr>
+        <w:t>!)</w:t>
+      </w:r>
+    </w:p>
+    <w:p>
+      <w:pPr>
+        <w:rPr>
+          <w:noProof/>
+          <w:sz w:val="24"/>
+          <w:szCs w:val="24"/>
+        </w:rPr>
+      </w:pPr>
+    </w:p>
+    <w:p>
+      <w:pPr>
+        <w:pStyle w:val="Titre1"/>
+      </w:pPr>
+      <w:r>
         <w:t>Interface de communication</w:t>
       </w:r>
       <w:bookmarkEnd w:id="8"/>
@@ -2326,7 +2377,15 @@
           <w:sz w:val="24"/>
           <w:szCs w:val="24"/>
         </w:rPr>
-        <w:t xml:space="preserve">Voir le fichier Mockoon </w:t>
+        <w:t>F</w:t>
+      </w:r>
+      <w:r>
+        <w:rPr>
+          <w:noProof/>
+          <w:sz w:val="24"/>
+          <w:szCs w:val="24"/>
+        </w:rPr>
+        <w:t xml:space="preserve">ichier Mockoon </w:t>
       </w:r>
       <w:r>
         <w:rPr>
@@ -2358,6 +2417,36 @@
           <w:szCs w:val="24"/>
         </w:rPr>
         <w:t xml:space="preserve"> (à renommer…)</w:t>
+      </w:r>
+      <w:r>
+        <w:rPr>
+          <w:i/>
+          <w:iCs/>
+          <w:noProof/>
+          <w:sz w:val="24"/>
+          <w:szCs w:val="24"/>
+        </w:rPr>
+        <w:t xml:space="preserve"> </w:t>
+      </w:r>
+      <w:r>
+        <w:rPr>
+          <w:i/>
+          <w:iCs/>
+          <w:noProof/>
+          <w:sz w:val="24"/>
+          <w:szCs w:val="24"/>
+        </w:rPr>
+        <w:t xml:space="preserve">qui accompagne ce document </w:t>
+      </w:r>
+      <w:r>
+        <w:rPr>
+          <w:i/>
+          <w:iCs/>
+          <w:noProof/>
+          <w:sz w:val="24"/>
+          <w:szCs w:val="24"/>
+        </w:rPr>
+        <w:t>ou capture d’écran du Schema GraphQL</w:t>
       </w:r>
     </w:p>
     <w:p/>
@@ -2393,23 +2482,7 @@
           <w:i/>
           <w:iCs/>
         </w:rPr>
-        <w:t>(</w:t>
-      </w:r>
-      <w:proofErr w:type="gramStart"/>
-      <w:r>
-        <w:rPr>
-          <w:i/>
-          <w:iCs/>
-        </w:rPr>
-        <w:t>insérer</w:t>
-      </w:r>
-      <w:proofErr w:type="gramEnd"/>
-      <w:r>
-        <w:rPr>
-          <w:i/>
-          <w:iCs/>
-        </w:rPr>
-        <w:t xml:space="preserve"> image ici)</w:t>
+        <w:t>(insérer image ici)</w:t>
       </w:r>
     </w:p>
     <w:p/>
@@ -2993,6 +3066,7 @@
       </w:pPr>
       <w:bookmarkStart w:id="14" w:name="_Toc237599064"/>
       <w:r>
+        <w:lastRenderedPageBreak/>
         <w:t>Mobile</w:t>
       </w:r>
       <w:bookmarkEnd w:id="14"/>
@@ -3122,7 +3196,6 @@
           </w:tcPr>
           <w:p>
             <w:r>
-              <w:lastRenderedPageBreak/>
               <w:t>Prototype</w:t>
             </w:r>
             <w:r>
@@ -5639,6 +5712,10 @@
 </file>
 
 <file path=customXml/item2.xml><?xml version="1.0" encoding="utf-8"?>
+<b:Sources xmlns:b="http://schemas.openxmlformats.org/officeDocument/2006/bibliography" xmlns="http://schemas.openxmlformats.org/officeDocument/2006/bibliography" SelectedStyle="\APASixthEditionOfficeOnline.xsl" StyleName="APA" Version="6"/>
+</file>
+
+<file path=customXml/item3.xml><?xml version="1.0" encoding="utf-8"?>
 <p:properties xmlns:p="http://schemas.microsoft.com/office/2006/metadata/properties" xmlns:xsi="http://www.w3.org/2001/XMLSchema-instance" xmlns:pc="http://schemas.microsoft.com/office/infopath/2007/PartnerControls">
   <documentManagement>
     <lcf76f155ced4ddcb4097134ff3c332f xmlns="db6021cf-0d23-49ad-9872-6c6a364b4ab3">
@@ -5649,11 +5726,16 @@
 </p:properties>
 </file>
 
-<file path=customXml/item3.xml><?xml version="1.0" encoding="utf-8"?>
-<b:Sources xmlns:b="http://schemas.openxmlformats.org/officeDocument/2006/bibliography" xmlns="http://schemas.openxmlformats.org/officeDocument/2006/bibliography" SelectedStyle="\APASixthEditionOfficeOnline.xsl" StyleName="APA" Version="6"/>
+<file path=customXml/item4.xml><?xml version="1.0" encoding="utf-8"?>
+<?mso-contentType ?>
+<FormTemplates xmlns="http://schemas.microsoft.com/sharepoint/v3/contenttype/forms">
+  <Display>DocumentLibraryForm</Display>
+  <Edit>DocumentLibraryForm</Edit>
+  <New>DocumentLibraryForm</New>
+</FormTemplates>
 </file>
 
-<file path=customXml/item4.xml><?xml version="1.0" encoding="utf-8"?>
+<file path=customXml/item5.xml><?xml version="1.0" encoding="utf-8"?>
 <ct:contentTypeSchema xmlns:ct="http://schemas.microsoft.com/office/2006/metadata/contentType" xmlns:ma="http://schemas.microsoft.com/office/2006/metadata/properties/metaAttributes" ct:_="" ma:_="" ma:contentTypeName="Document" ma:contentTypeID="0x010100A1D7B4BFBDF3D74BBC85FE561752AAB9" ma:contentTypeVersion="9" ma:contentTypeDescription="Crée un document." ma:contentTypeScope="" ma:versionID="6ce46d945ffa731d2ee5555c20011e84">
   <xsd:schema xmlns:xsd="http://www.w3.org/2001/XMLSchema" xmlns:xs="http://www.w3.org/2001/XMLSchema" xmlns:p="http://schemas.microsoft.com/office/2006/metadata/properties" xmlns:ns2="db6021cf-0d23-49ad-9872-6c6a364b4ab3" xmlns:ns3="a6f88717-08fe-44d5-ade2-7785b5641619" targetNamespace="http://schemas.microsoft.com/office/2006/metadata/properties" ma:root="true" ma:fieldsID="b1b12d4a075949cc260149ef7558d7f6" ns2:_="" ns3:_="">
     <xsd:import namespace="db6021cf-0d23-49ad-9872-6c6a364b4ab3"/>
@@ -5836,15 +5918,6 @@
 </ct:contentTypeSchema>
 </file>
 
-<file path=customXml/item5.xml><?xml version="1.0" encoding="utf-8"?>
-<?mso-contentType ?>
-<FormTemplates xmlns="http://schemas.microsoft.com/sharepoint/v3/contenttype/forms">
-  <Display>DocumentLibraryForm</Display>
-  <Edit>DocumentLibraryForm</Edit>
-  <New>DocumentLibraryForm</New>
-</FormTemplates>
-</file>
-
 <file path=customXml/itemProps1.xml><?xml version="1.0" encoding="utf-8"?>
 <ds:datastoreItem xmlns:ds="http://schemas.openxmlformats.org/officeDocument/2006/customXml" ds:itemID="{55AF091B-3C7A-41E3-B477-F2FDAA23CFDA}">
   <ds:schemaRefs>
@@ -5854,6 +5927,14 @@
 </file>
 
 <file path=customXml/itemProps2.xml><?xml version="1.0" encoding="utf-8"?>
+<ds:datastoreItem xmlns:ds="http://schemas.openxmlformats.org/officeDocument/2006/customXml" ds:itemID="{23509C03-7CB3-4DA5-96A9-A80CE8258FFF}">
+  <ds:schemaRefs>
+    <ds:schemaRef ds:uri="http://schemas.openxmlformats.org/officeDocument/2006/bibliography"/>
+  </ds:schemaRefs>
+</ds:datastoreItem>
+</file>
+
+<file path=customXml/itemProps3.xml><?xml version="1.0" encoding="utf-8"?>
 <ds:datastoreItem xmlns:ds="http://schemas.openxmlformats.org/officeDocument/2006/customXml" ds:itemID="{C6248608-855E-4593-A202-A8D2679B2FFA}">
   <ds:schemaRefs>
     <ds:schemaRef ds:uri="http://schemas.microsoft.com/office/2006/metadata/properties"/>
@@ -5864,15 +5945,15 @@
 </ds:datastoreItem>
 </file>
 
-<file path=customXml/itemProps3.xml><?xml version="1.0" encoding="utf-8"?>
-<ds:datastoreItem xmlns:ds="http://schemas.openxmlformats.org/officeDocument/2006/customXml" ds:itemID="{23509C03-7CB3-4DA5-96A9-A80CE8258FFF}">
+<file path=customXml/itemProps4.xml><?xml version="1.0" encoding="utf-8"?>
+<ds:datastoreItem xmlns:ds="http://schemas.openxmlformats.org/officeDocument/2006/customXml" ds:itemID="{DBC2A718-1374-4C88-9800-D32D70705661}">
   <ds:schemaRefs>
-    <ds:schemaRef ds:uri="http://schemas.openxmlformats.org/officeDocument/2006/bibliography"/>
+    <ds:schemaRef ds:uri="http://schemas.microsoft.com/sharepoint/v3/contenttype/forms"/>
   </ds:schemaRefs>
 </ds:datastoreItem>
 </file>
 
-<file path=customXml/itemProps4.xml><?xml version="1.0" encoding="utf-8"?>
+<file path=customXml/itemProps5.xml><?xml version="1.0" encoding="utf-8"?>
 <ds:datastoreItem xmlns:ds="http://schemas.openxmlformats.org/officeDocument/2006/customXml" ds:itemID="{FA2F0599-0226-46AA-AE85-54D2D7E4B81B}">
   <ds:schemaRefs>
     <ds:schemaRef ds:uri="http://schemas.microsoft.com/office/2006/metadata/contentType"/>
@@ -5889,12 +5970,4 @@
     <ds:schemaRef ds:uri="http://schemas.microsoft.com/internal/obd"/>
   </ds:schemaRefs>
 </ds:datastoreItem>
-</file>
-
-<file path=customXml/itemProps5.xml><?xml version="1.0" encoding="utf-8"?>
-<ds:datastoreItem xmlns:ds="http://schemas.openxmlformats.org/officeDocument/2006/customXml" ds:itemID="{DBC2A718-1374-4C88-9800-D32D70705661}">
-  <ds:schemaRefs>
-    <ds:schemaRef ds:uri="http://schemas.microsoft.com/sharepoint/v3/contenttype/forms"/>
-  </ds:schemaRefs>
-</ds:datastoreItem>
 </file>